--- a/Data Analysis/LW5/Report.docx
+++ b/Data Analysis/LW5/Report.docx
@@ -1,6 +1,6 @@
 
 <file path=word/document.xml><?xml version="1.0" encoding="utf-8"?>
-<w:document xmlns:wpc="http://schemas.microsoft.com/office/word/2010/wordprocessingCanvas" xmlns:cx="http://schemas.microsoft.com/office/drawing/2014/chartex" xmlns:cx1="http://schemas.microsoft.com/office/drawing/2015/9/8/chartex" xmlns:cx2="http://schemas.microsoft.com/office/drawing/2015/10/21/chartex" xmlns:cx3="http://schemas.microsoft.com/office/drawing/2016/5/9/chartex" xmlns:cx4="http://schemas.microsoft.com/office/drawing/2016/5/10/chartex" xmlns:cx5="http://schemas.microsoft.com/office/drawing/2016/5/11/chartex" xmlns:cx6="http://schemas.microsoft.com/office/drawing/2016/5/12/chartex" xmlns:cx7="http://schemas.microsoft.com/office/drawing/2016/5/13/chartex" xmlns:cx8="http://schemas.microsoft.com/office/drawing/2016/5/14/chartex" xmlns:mc="http://schemas.openxmlformats.org/markup-compatibility/2006" xmlns:aink="http://schemas.microsoft.com/office/drawing/2016/ink" xmlns:am3d="http://schemas.microsoft.com/office/drawing/2017/model3d" xmlns:o="urn:schemas-microsoft-com:office:office" xmlns:r="http://schemas.openxmlformats.org/officeDocument/2006/relationships" xmlns:m="http://schemas.openxmlformats.org/officeDocument/2006/math" xmlns:v="urn:schemas-microsoft-com:vml" xmlns:wp14="http://schemas.microsoft.com/office/word/2010/wordprocessingDrawing" xmlns:wp="http://schemas.openxmlformats.org/drawingml/2006/wordprocessingDrawing" xmlns:w10="urn:schemas-microsoft-com:office:word" xmlns:w="http://schemas.openxmlformats.org/wordprocessingml/2006/main" xmlns:w14="http://schemas.microsoft.com/office/word/2010/wordml" xmlns:w15="http://schemas.microsoft.com/office/word/2012/wordml" xmlns:w16cex="http://schemas.microsoft.com/office/word/2018/wordml/cex" xmlns:w16cid="http://schemas.microsoft.com/office/word/2016/wordml/cid" xmlns:w16="http://schemas.microsoft.com/office/word/2018/wordml" xmlns:w16sdtdh="http://schemas.microsoft.com/office/word/2020/wordml/sdtdatahash" xmlns:w16se="http://schemas.microsoft.com/office/word/2015/wordml/symex" xmlns:wpg="http://schemas.microsoft.com/office/word/2010/wordprocessingGroup" xmlns:wpi="http://schemas.microsoft.com/office/word/2010/wordprocessingInk" xmlns:wne="http://schemas.microsoft.com/office/word/2006/wordml" xmlns:wps="http://schemas.microsoft.com/office/word/2010/wordprocessingShape" mc:Ignorable="w14 w15 w16se w16cid w16 w16cex w16sdtdh wp14">
+<w:document xmlns:wpc="http://schemas.microsoft.com/office/word/2010/wordprocessingCanvas" xmlns:cx="http://schemas.microsoft.com/office/drawing/2014/chartex" xmlns:cx1="http://schemas.microsoft.com/office/drawing/2015/9/8/chartex" xmlns:cx2="http://schemas.microsoft.com/office/drawing/2015/10/21/chartex" xmlns:cx3="http://schemas.microsoft.com/office/drawing/2016/5/9/chartex" xmlns:cx4="http://schemas.microsoft.com/office/drawing/2016/5/10/chartex" xmlns:cx5="http://schemas.microsoft.com/office/drawing/2016/5/11/chartex" xmlns:cx6="http://schemas.microsoft.com/office/drawing/2016/5/12/chartex" xmlns:cx7="http://schemas.microsoft.com/office/drawing/2016/5/13/chartex" xmlns:cx8="http://schemas.microsoft.com/office/drawing/2016/5/14/chartex" xmlns:mc="http://schemas.openxmlformats.org/markup-compatibility/2006" xmlns:aink="http://schemas.microsoft.com/office/drawing/2016/ink" xmlns:am3d="http://schemas.microsoft.com/office/drawing/2017/model3d" xmlns:o="urn:schemas-microsoft-com:office:office" xmlns:oel="http://schemas.microsoft.com/office/2019/extlst" xmlns:r="http://schemas.openxmlformats.org/officeDocument/2006/relationships" xmlns:m="http://schemas.openxmlformats.org/officeDocument/2006/math" xmlns:v="urn:schemas-microsoft-com:vml" xmlns:wp14="http://schemas.microsoft.com/office/word/2010/wordprocessingDrawing" xmlns:wp="http://schemas.openxmlformats.org/drawingml/2006/wordprocessingDrawing" xmlns:w10="urn:schemas-microsoft-com:office:word" xmlns:w="http://schemas.openxmlformats.org/wordprocessingml/2006/main" xmlns:w14="http://schemas.microsoft.com/office/word/2010/wordml" xmlns:w15="http://schemas.microsoft.com/office/word/2012/wordml" xmlns:w16cex="http://schemas.microsoft.com/office/word/2018/wordml/cex" xmlns:w16cid="http://schemas.microsoft.com/office/word/2016/wordml/cid" xmlns:w16="http://schemas.microsoft.com/office/word/2018/wordml" xmlns:w16du="http://schemas.microsoft.com/office/word/2023/wordml/word16du" xmlns:w16sdtdh="http://schemas.microsoft.com/office/word/2020/wordml/sdtdatahash" xmlns:w16sdtfl="http://schemas.microsoft.com/office/word/2024/wordml/sdtformatlock" xmlns:w16se="http://schemas.microsoft.com/office/word/2015/wordml/symex" xmlns:wpg="http://schemas.microsoft.com/office/word/2010/wordprocessingGroup" xmlns:wpi="http://schemas.microsoft.com/office/word/2010/wordprocessingInk" xmlns:wne="http://schemas.microsoft.com/office/word/2006/wordml" xmlns:wps="http://schemas.microsoft.com/office/word/2010/wordprocessingShape" mc:Ignorable="w14 w15 w16se w16cid w16 w16cex w16sdtdh w16sdtfl w16du wp14">
   <w:body>
     <w:p>
       <w:pPr>
@@ -652,23 +652,7 @@
           <w:sz w:val="24"/>
           <w:szCs w:val="24"/>
         </w:rPr>
-        <w:t>необходимо анализировать множество характеристик (</w:t>
-      </w:r>
-      <w:r>
-        <w:rPr>
-          <w:rFonts w:ascii="Times New Roman" w:hAnsi="Times New Roman" w:cs="Times New Roman"/>
-          <w:sz w:val="24"/>
-          <w:szCs w:val="24"/>
-        </w:rPr>
-        <w:t>ВВП, ВВП на душу населения, уровень безработицы, инфляция</w:t>
-      </w:r>
-      <w:r>
-        <w:rPr>
-          <w:rFonts w:ascii="Times New Roman" w:hAnsi="Times New Roman" w:cs="Times New Roman"/>
-          <w:sz w:val="24"/>
-          <w:szCs w:val="24"/>
-        </w:rPr>
-        <w:t xml:space="preserve"> и др.)</w:t>
+        <w:t>необходимо анализировать множество характеристик (ВВП, ВВП на душу населения, уровень безработицы, инфляция и др.)</w:t>
       </w:r>
     </w:p>
     <w:p>
@@ -1154,7 +1138,6 @@
               <w:bottom w:val="single" w:sz="4" w:space="0" w:color="A9D08E"/>
               <w:right w:val="nil"/>
             </w:tcBorders>
-            <w:shd w:val="clear" w:color="auto" w:fill="auto"/>
             <w:noWrap/>
             <w:vAlign w:val="center"/>
             <w:hideMark/>
@@ -1378,7 +1361,6 @@
               <w:bottom w:val="single" w:sz="4" w:space="0" w:color="A9D08E"/>
               <w:right w:val="nil"/>
             </w:tcBorders>
-            <w:shd w:val="clear" w:color="auto" w:fill="auto"/>
             <w:noWrap/>
             <w:vAlign w:val="center"/>
             <w:hideMark/>
@@ -1422,7 +1404,6 @@
               <w:bottom w:val="single" w:sz="4" w:space="0" w:color="A9D08E"/>
               <w:right w:val="nil"/>
             </w:tcBorders>
-            <w:shd w:val="clear" w:color="auto" w:fill="auto"/>
             <w:noWrap/>
             <w:vAlign w:val="center"/>
             <w:hideMark/>
@@ -1464,7 +1445,6 @@
               <w:bottom w:val="single" w:sz="4" w:space="0" w:color="A9D08E"/>
               <w:right w:val="nil"/>
             </w:tcBorders>
-            <w:shd w:val="clear" w:color="auto" w:fill="auto"/>
             <w:noWrap/>
             <w:vAlign w:val="center"/>
             <w:hideMark/>
@@ -1702,7 +1682,6 @@
               <w:bottom w:val="single" w:sz="4" w:space="0" w:color="A9D08E"/>
               <w:right w:val="nil"/>
             </w:tcBorders>
-            <w:shd w:val="clear" w:color="auto" w:fill="auto"/>
             <w:noWrap/>
             <w:vAlign w:val="center"/>
             <w:hideMark/>
@@ -1926,7 +1905,6 @@
               <w:bottom w:val="single" w:sz="4" w:space="0" w:color="A9D08E"/>
               <w:right w:val="nil"/>
             </w:tcBorders>
-            <w:shd w:val="clear" w:color="auto" w:fill="auto"/>
             <w:noWrap/>
             <w:vAlign w:val="center"/>
             <w:hideMark/>
@@ -1970,7 +1948,6 @@
               <w:bottom w:val="single" w:sz="4" w:space="0" w:color="A9D08E"/>
               <w:right w:val="nil"/>
             </w:tcBorders>
-            <w:shd w:val="clear" w:color="auto" w:fill="auto"/>
             <w:noWrap/>
             <w:vAlign w:val="center"/>
             <w:hideMark/>
@@ -2012,7 +1989,6 @@
               <w:bottom w:val="single" w:sz="4" w:space="0" w:color="A9D08E"/>
               <w:right w:val="nil"/>
             </w:tcBorders>
-            <w:shd w:val="clear" w:color="auto" w:fill="auto"/>
             <w:noWrap/>
             <w:vAlign w:val="center"/>
             <w:hideMark/>
@@ -2194,7 +2170,6 @@
               <w:bottom w:val="single" w:sz="4" w:space="0" w:color="A9D08E"/>
               <w:right w:val="nil"/>
             </w:tcBorders>
-            <w:shd w:val="clear" w:color="auto" w:fill="auto"/>
             <w:noWrap/>
             <w:vAlign w:val="center"/>
             <w:hideMark/>
@@ -2236,7 +2211,6 @@
               <w:bottom w:val="single" w:sz="4" w:space="0" w:color="A9D08E"/>
               <w:right w:val="nil"/>
             </w:tcBorders>
-            <w:shd w:val="clear" w:color="auto" w:fill="auto"/>
             <w:noWrap/>
             <w:vAlign w:val="center"/>
             <w:hideMark/>
@@ -2278,7 +2252,6 @@
               <w:bottom w:val="single" w:sz="4" w:space="0" w:color="A9D08E"/>
               <w:right w:val="nil"/>
             </w:tcBorders>
-            <w:shd w:val="clear" w:color="auto" w:fill="auto"/>
             <w:noWrap/>
             <w:vAlign w:val="center"/>
             <w:hideMark/>
@@ -2504,7 +2477,6 @@
               <w:bottom w:val="single" w:sz="4" w:space="0" w:color="A9D08E"/>
               <w:right w:val="nil"/>
             </w:tcBorders>
-            <w:shd w:val="clear" w:color="auto" w:fill="auto"/>
             <w:noWrap/>
             <w:vAlign w:val="center"/>
             <w:hideMark/>
@@ -2726,7 +2698,6 @@
               <w:bottom w:val="single" w:sz="4" w:space="0" w:color="A9D08E"/>
               <w:right w:val="nil"/>
             </w:tcBorders>
-            <w:shd w:val="clear" w:color="auto" w:fill="auto"/>
             <w:noWrap/>
             <w:vAlign w:val="center"/>
             <w:hideMark/>
@@ -2768,7 +2739,6 @@
               <w:bottom w:val="single" w:sz="4" w:space="0" w:color="A9D08E"/>
               <w:right w:val="nil"/>
             </w:tcBorders>
-            <w:shd w:val="clear" w:color="auto" w:fill="auto"/>
             <w:noWrap/>
             <w:vAlign w:val="center"/>
             <w:hideMark/>
@@ -2810,7 +2780,6 @@
               <w:bottom w:val="single" w:sz="4" w:space="0" w:color="A9D08E"/>
               <w:right w:val="nil"/>
             </w:tcBorders>
-            <w:shd w:val="clear" w:color="auto" w:fill="auto"/>
             <w:noWrap/>
             <w:vAlign w:val="center"/>
             <w:hideMark/>
@@ -3060,7 +3029,6 @@
               <w:bottom w:val="single" w:sz="4" w:space="0" w:color="A9D08E"/>
               <w:right w:val="nil"/>
             </w:tcBorders>
-            <w:shd w:val="clear" w:color="auto" w:fill="auto"/>
             <w:noWrap/>
             <w:vAlign w:val="center"/>
             <w:hideMark/>
@@ -3326,7 +3294,6 @@
               <w:bottom w:val="single" w:sz="4" w:space="0" w:color="A9D08E"/>
               <w:right w:val="nil"/>
             </w:tcBorders>
-            <w:shd w:val="clear" w:color="auto" w:fill="auto"/>
             <w:noWrap/>
             <w:vAlign w:val="center"/>
             <w:hideMark/>
@@ -3592,7 +3559,6 @@
               <w:bottom w:val="single" w:sz="4" w:space="0" w:color="A9D08E"/>
               <w:right w:val="nil"/>
             </w:tcBorders>
-            <w:shd w:val="clear" w:color="auto" w:fill="auto"/>
             <w:noWrap/>
             <w:vAlign w:val="center"/>
             <w:hideMark/>
@@ -3816,7 +3782,6 @@
               <w:bottom w:val="single" w:sz="4" w:space="0" w:color="A9D08E"/>
               <w:right w:val="nil"/>
             </w:tcBorders>
-            <w:shd w:val="clear" w:color="auto" w:fill="auto"/>
             <w:noWrap/>
             <w:vAlign w:val="center"/>
             <w:hideMark/>
@@ -3860,7 +3825,6 @@
               <w:bottom w:val="single" w:sz="4" w:space="0" w:color="A9D08E"/>
               <w:right w:val="nil"/>
             </w:tcBorders>
-            <w:shd w:val="clear" w:color="auto" w:fill="auto"/>
             <w:noWrap/>
             <w:vAlign w:val="center"/>
             <w:hideMark/>
@@ -3902,7 +3866,6 @@
               <w:bottom w:val="single" w:sz="4" w:space="0" w:color="A9D08E"/>
               <w:right w:val="nil"/>
             </w:tcBorders>
-            <w:shd w:val="clear" w:color="auto" w:fill="auto"/>
             <w:noWrap/>
             <w:vAlign w:val="center"/>
             <w:hideMark/>
@@ -4742,7 +4705,6 @@
               <w:bottom w:val="single" w:sz="4" w:space="0" w:color="A9D08E"/>
               <w:right w:val="nil"/>
             </w:tcBorders>
-            <w:shd w:val="clear" w:color="auto" w:fill="auto"/>
             <w:noWrap/>
             <w:vAlign w:val="center"/>
             <w:hideMark/>
@@ -4784,7 +4746,6 @@
               <w:bottom w:val="single" w:sz="4" w:space="0" w:color="A9D08E"/>
               <w:right w:val="nil"/>
             </w:tcBorders>
-            <w:shd w:val="clear" w:color="auto" w:fill="auto"/>
             <w:noWrap/>
             <w:vAlign w:val="center"/>
             <w:hideMark/>
@@ -4826,7 +4787,6 @@
               <w:bottom w:val="single" w:sz="4" w:space="0" w:color="A9D08E"/>
               <w:right w:val="nil"/>
             </w:tcBorders>
-            <w:shd w:val="clear" w:color="auto" w:fill="auto"/>
             <w:noWrap/>
             <w:vAlign w:val="center"/>
             <w:hideMark/>
@@ -5050,7 +5010,6 @@
               <w:bottom w:val="single" w:sz="4" w:space="0" w:color="A9D08E"/>
               <w:right w:val="nil"/>
             </w:tcBorders>
-            <w:shd w:val="clear" w:color="auto" w:fill="auto"/>
             <w:noWrap/>
             <w:vAlign w:val="center"/>
             <w:hideMark/>
@@ -5094,7 +5053,6 @@
               <w:bottom w:val="single" w:sz="4" w:space="0" w:color="A9D08E"/>
               <w:right w:val="nil"/>
             </w:tcBorders>
-            <w:shd w:val="clear" w:color="auto" w:fill="auto"/>
             <w:noWrap/>
             <w:vAlign w:val="center"/>
             <w:hideMark/>
@@ -5136,7 +5094,6 @@
               <w:bottom w:val="single" w:sz="4" w:space="0" w:color="A9D08E"/>
               <w:right w:val="nil"/>
             </w:tcBorders>
-            <w:shd w:val="clear" w:color="auto" w:fill="auto"/>
             <w:noWrap/>
             <w:vAlign w:val="center"/>
             <w:hideMark/>
@@ -5178,7 +5135,6 @@
               <w:bottom w:val="single" w:sz="4" w:space="0" w:color="A9D08E"/>
               <w:right w:val="nil"/>
             </w:tcBorders>
-            <w:shd w:val="clear" w:color="auto" w:fill="auto"/>
             <w:noWrap/>
             <w:vAlign w:val="center"/>
             <w:hideMark/>
@@ -5458,7 +5414,6 @@
               <w:bottom w:val="single" w:sz="4" w:space="0" w:color="A9D08E"/>
               <w:right w:val="nil"/>
             </w:tcBorders>
-            <w:shd w:val="clear" w:color="auto" w:fill="auto"/>
             <w:noWrap/>
             <w:vAlign w:val="center"/>
             <w:hideMark/>
@@ -5500,7 +5455,6 @@
               <w:bottom w:val="single" w:sz="4" w:space="0" w:color="A9D08E"/>
               <w:right w:val="nil"/>
             </w:tcBorders>
-            <w:shd w:val="clear" w:color="auto" w:fill="auto"/>
             <w:noWrap/>
             <w:vAlign w:val="center"/>
             <w:hideMark/>
@@ -5542,7 +5496,6 @@
               <w:bottom w:val="single" w:sz="4" w:space="0" w:color="A9D08E"/>
               <w:right w:val="nil"/>
             </w:tcBorders>
-            <w:shd w:val="clear" w:color="auto" w:fill="auto"/>
             <w:noWrap/>
             <w:vAlign w:val="center"/>
             <w:hideMark/>
@@ -5766,7 +5719,6 @@
               <w:bottom w:val="single" w:sz="4" w:space="0" w:color="A9D08E"/>
               <w:right w:val="nil"/>
             </w:tcBorders>
-            <w:shd w:val="clear" w:color="auto" w:fill="auto"/>
             <w:noWrap/>
             <w:vAlign w:val="center"/>
             <w:hideMark/>
@@ -5810,7 +5762,6 @@
               <w:bottom w:val="single" w:sz="4" w:space="0" w:color="A9D08E"/>
               <w:right w:val="nil"/>
             </w:tcBorders>
-            <w:shd w:val="clear" w:color="auto" w:fill="auto"/>
             <w:noWrap/>
             <w:vAlign w:val="center"/>
             <w:hideMark/>
@@ -5852,7 +5803,6 @@
               <w:bottom w:val="single" w:sz="4" w:space="0" w:color="A9D08E"/>
               <w:right w:val="nil"/>
             </w:tcBorders>
-            <w:shd w:val="clear" w:color="auto" w:fill="auto"/>
             <w:noWrap/>
             <w:vAlign w:val="center"/>
             <w:hideMark/>
@@ -5894,7 +5844,6 @@
               <w:bottom w:val="single" w:sz="4" w:space="0" w:color="A9D08E"/>
               <w:right w:val="nil"/>
             </w:tcBorders>
-            <w:shd w:val="clear" w:color="auto" w:fill="auto"/>
             <w:noWrap/>
             <w:vAlign w:val="center"/>
             <w:hideMark/>
@@ -6118,7 +6067,6 @@
               <w:bottom w:val="single" w:sz="4" w:space="0" w:color="A9D08E"/>
               <w:right w:val="nil"/>
             </w:tcBorders>
-            <w:shd w:val="clear" w:color="auto" w:fill="auto"/>
             <w:noWrap/>
             <w:vAlign w:val="center"/>
             <w:hideMark/>
@@ -6160,7 +6108,6 @@
               <w:bottom w:val="single" w:sz="4" w:space="0" w:color="A9D08E"/>
               <w:right w:val="nil"/>
             </w:tcBorders>
-            <w:shd w:val="clear" w:color="auto" w:fill="auto"/>
             <w:noWrap/>
             <w:vAlign w:val="center"/>
             <w:hideMark/>
@@ -6202,7 +6149,6 @@
               <w:bottom w:val="single" w:sz="4" w:space="0" w:color="A9D08E"/>
               <w:right w:val="nil"/>
             </w:tcBorders>
-            <w:shd w:val="clear" w:color="auto" w:fill="auto"/>
             <w:noWrap/>
             <w:vAlign w:val="center"/>
             <w:hideMark/>
@@ -6244,7 +6190,6 @@
               <w:bottom w:val="single" w:sz="4" w:space="0" w:color="A9D08E"/>
               <w:right w:val="nil"/>
             </w:tcBorders>
-            <w:shd w:val="clear" w:color="auto" w:fill="auto"/>
             <w:noWrap/>
             <w:vAlign w:val="center"/>
             <w:hideMark/>
@@ -6512,7 +6457,6 @@
               <w:bottom w:val="single" w:sz="4" w:space="0" w:color="A9D08E"/>
               <w:right w:val="nil"/>
             </w:tcBorders>
-            <w:shd w:val="clear" w:color="auto" w:fill="auto"/>
             <w:noWrap/>
             <w:vAlign w:val="center"/>
             <w:hideMark/>
@@ -6554,7 +6498,6 @@
               <w:bottom w:val="single" w:sz="4" w:space="0" w:color="A9D08E"/>
               <w:right w:val="nil"/>
             </w:tcBorders>
-            <w:shd w:val="clear" w:color="auto" w:fill="auto"/>
             <w:noWrap/>
             <w:vAlign w:val="center"/>
             <w:hideMark/>
@@ -6596,7 +6539,6 @@
               <w:bottom w:val="single" w:sz="4" w:space="0" w:color="A9D08E"/>
               <w:right w:val="nil"/>
             </w:tcBorders>
-            <w:shd w:val="clear" w:color="auto" w:fill="auto"/>
             <w:noWrap/>
             <w:vAlign w:val="center"/>
             <w:hideMark/>
@@ -6818,7 +6760,6 @@
               <w:bottom w:val="single" w:sz="4" w:space="0" w:color="A9D08E"/>
               <w:right w:val="nil"/>
             </w:tcBorders>
-            <w:shd w:val="clear" w:color="auto" w:fill="auto"/>
             <w:noWrap/>
             <w:vAlign w:val="center"/>
             <w:hideMark/>
@@ -6860,7 +6801,6 @@
               <w:bottom w:val="single" w:sz="4" w:space="0" w:color="A9D08E"/>
               <w:right w:val="nil"/>
             </w:tcBorders>
-            <w:shd w:val="clear" w:color="auto" w:fill="auto"/>
             <w:noWrap/>
             <w:vAlign w:val="center"/>
             <w:hideMark/>
@@ -6902,7 +6842,6 @@
               <w:bottom w:val="single" w:sz="4" w:space="0" w:color="A9D08E"/>
               <w:right w:val="nil"/>
             </w:tcBorders>
-            <w:shd w:val="clear" w:color="auto" w:fill="auto"/>
             <w:noWrap/>
             <w:vAlign w:val="center"/>
             <w:hideMark/>
@@ -6944,7 +6883,6 @@
               <w:bottom w:val="single" w:sz="4" w:space="0" w:color="A9D08E"/>
               <w:right w:val="nil"/>
             </w:tcBorders>
-            <w:shd w:val="clear" w:color="auto" w:fill="auto"/>
             <w:noWrap/>
             <w:vAlign w:val="center"/>
             <w:hideMark/>
@@ -7236,7 +7174,6 @@
               <w:bottom w:val="single" w:sz="4" w:space="0" w:color="A9D08E"/>
               <w:right w:val="nil"/>
             </w:tcBorders>
-            <w:shd w:val="clear" w:color="auto" w:fill="auto"/>
             <w:noWrap/>
             <w:vAlign w:val="center"/>
             <w:hideMark/>
@@ -7278,7 +7215,6 @@
               <w:bottom w:val="single" w:sz="4" w:space="0" w:color="A9D08E"/>
               <w:right w:val="nil"/>
             </w:tcBorders>
-            <w:shd w:val="clear" w:color="auto" w:fill="auto"/>
             <w:noWrap/>
             <w:vAlign w:val="center"/>
             <w:hideMark/>
@@ -7320,7 +7256,6 @@
               <w:bottom w:val="single" w:sz="4" w:space="0" w:color="A9D08E"/>
               <w:right w:val="nil"/>
             </w:tcBorders>
-            <w:shd w:val="clear" w:color="auto" w:fill="auto"/>
             <w:noWrap/>
             <w:vAlign w:val="center"/>
             <w:hideMark/>
@@ -7586,7 +7521,6 @@
               <w:bottom w:val="single" w:sz="4" w:space="0" w:color="A9D08E"/>
               <w:right w:val="nil"/>
             </w:tcBorders>
-            <w:shd w:val="clear" w:color="auto" w:fill="auto"/>
             <w:noWrap/>
             <w:vAlign w:val="center"/>
             <w:hideMark/>
@@ -7628,7 +7562,6 @@
               <w:bottom w:val="single" w:sz="4" w:space="0" w:color="A9D08E"/>
               <w:right w:val="nil"/>
             </w:tcBorders>
-            <w:shd w:val="clear" w:color="auto" w:fill="auto"/>
             <w:noWrap/>
             <w:vAlign w:val="center"/>
             <w:hideMark/>
@@ -7670,7 +7603,6 @@
               <w:bottom w:val="single" w:sz="4" w:space="0" w:color="A9D08E"/>
               <w:right w:val="nil"/>
             </w:tcBorders>
-            <w:shd w:val="clear" w:color="auto" w:fill="auto"/>
             <w:noWrap/>
             <w:vAlign w:val="center"/>
             <w:hideMark/>
@@ -7936,7 +7868,6 @@
               <w:bottom w:val="single" w:sz="4" w:space="0" w:color="A9D08E"/>
               <w:right w:val="nil"/>
             </w:tcBorders>
-            <w:shd w:val="clear" w:color="auto" w:fill="auto"/>
             <w:noWrap/>
             <w:vAlign w:val="center"/>
             <w:hideMark/>
@@ -7978,7 +7909,6 @@
               <w:bottom w:val="single" w:sz="4" w:space="0" w:color="A9D08E"/>
               <w:right w:val="nil"/>
             </w:tcBorders>
-            <w:shd w:val="clear" w:color="auto" w:fill="auto"/>
             <w:noWrap/>
             <w:vAlign w:val="center"/>
             <w:hideMark/>
@@ -8020,7 +7950,6 @@
               <w:bottom w:val="single" w:sz="4" w:space="0" w:color="A9D08E"/>
               <w:right w:val="nil"/>
             </w:tcBorders>
-            <w:shd w:val="clear" w:color="auto" w:fill="auto"/>
             <w:noWrap/>
             <w:vAlign w:val="center"/>
             <w:hideMark/>
@@ -8244,7 +8173,6 @@
               <w:bottom w:val="single" w:sz="4" w:space="0" w:color="A9D08E"/>
               <w:right w:val="nil"/>
             </w:tcBorders>
-            <w:shd w:val="clear" w:color="auto" w:fill="auto"/>
             <w:noWrap/>
             <w:vAlign w:val="center"/>
             <w:hideMark/>
@@ -8288,7 +8216,6 @@
               <w:bottom w:val="single" w:sz="4" w:space="0" w:color="A9D08E"/>
               <w:right w:val="nil"/>
             </w:tcBorders>
-            <w:shd w:val="clear" w:color="auto" w:fill="auto"/>
             <w:noWrap/>
             <w:vAlign w:val="center"/>
             <w:hideMark/>
@@ -8330,7 +8257,6 @@
               <w:bottom w:val="single" w:sz="4" w:space="0" w:color="A9D08E"/>
               <w:right w:val="nil"/>
             </w:tcBorders>
-            <w:shd w:val="clear" w:color="auto" w:fill="auto"/>
             <w:noWrap/>
             <w:vAlign w:val="center"/>
             <w:hideMark/>
@@ -8372,7 +8298,6 @@
               <w:bottom w:val="single" w:sz="4" w:space="0" w:color="A9D08E"/>
               <w:right w:val="nil"/>
             </w:tcBorders>
-            <w:shd w:val="clear" w:color="auto" w:fill="auto"/>
             <w:noWrap/>
             <w:vAlign w:val="center"/>
             <w:hideMark/>
@@ -9023,7 +8948,6 @@
               <w:bottom w:val="single" w:sz="4" w:space="0" w:color="A9D08E"/>
               <w:right w:val="nil"/>
             </w:tcBorders>
-            <w:shd w:val="clear" w:color="auto" w:fill="auto"/>
             <w:noWrap/>
             <w:vAlign w:val="bottom"/>
             <w:hideMark/>
@@ -9065,7 +8989,6 @@
               <w:bottom w:val="single" w:sz="4" w:space="0" w:color="A9D08E"/>
               <w:right w:val="nil"/>
             </w:tcBorders>
-            <w:shd w:val="clear" w:color="auto" w:fill="auto"/>
             <w:noWrap/>
             <w:vAlign w:val="bottom"/>
             <w:hideMark/>
@@ -9107,7 +9030,6 @@
               <w:bottom w:val="single" w:sz="4" w:space="0" w:color="A9D08E"/>
               <w:right w:val="single" w:sz="4" w:space="0" w:color="A9D08E"/>
             </w:tcBorders>
-            <w:shd w:val="clear" w:color="auto" w:fill="auto"/>
             <w:noWrap/>
             <w:vAlign w:val="bottom"/>
             <w:hideMark/>
@@ -9745,7 +9667,6 @@
               <w:bottom w:val="single" w:sz="4" w:space="0" w:color="A9D08E"/>
               <w:right w:val="nil"/>
             </w:tcBorders>
-            <w:shd w:val="clear" w:color="auto" w:fill="auto"/>
             <w:noWrap/>
             <w:vAlign w:val="bottom"/>
             <w:hideMark/>
@@ -9787,7 +9708,6 @@
               <w:bottom w:val="single" w:sz="4" w:space="0" w:color="A9D08E"/>
               <w:right w:val="nil"/>
             </w:tcBorders>
-            <w:shd w:val="clear" w:color="auto" w:fill="auto"/>
             <w:noWrap/>
             <w:vAlign w:val="bottom"/>
             <w:hideMark/>
@@ -9829,7 +9749,6 @@
               <w:bottom w:val="single" w:sz="4" w:space="0" w:color="A9D08E"/>
               <w:right w:val="nil"/>
             </w:tcBorders>
-            <w:shd w:val="clear" w:color="auto" w:fill="auto"/>
             <w:noWrap/>
             <w:vAlign w:val="bottom"/>
             <w:hideMark/>
@@ -10053,7 +9972,6 @@
               <w:bottom w:val="single" w:sz="4" w:space="0" w:color="A9D08E"/>
               <w:right w:val="nil"/>
             </w:tcBorders>
-            <w:shd w:val="clear" w:color="auto" w:fill="auto"/>
             <w:noWrap/>
             <w:vAlign w:val="bottom"/>
             <w:hideMark/>
@@ -10097,7 +10015,6 @@
               <w:bottom w:val="single" w:sz="4" w:space="0" w:color="A9D08E"/>
               <w:right w:val="nil"/>
             </w:tcBorders>
-            <w:shd w:val="clear" w:color="auto" w:fill="auto"/>
             <w:noWrap/>
             <w:vAlign w:val="bottom"/>
             <w:hideMark/>
@@ -10139,7 +10056,6 @@
               <w:bottom w:val="single" w:sz="4" w:space="0" w:color="A9D08E"/>
               <w:right w:val="nil"/>
             </w:tcBorders>
-            <w:shd w:val="clear" w:color="auto" w:fill="auto"/>
             <w:noWrap/>
             <w:vAlign w:val="bottom"/>
             <w:hideMark/>
@@ -10181,7 +10097,6 @@
               <w:bottom w:val="single" w:sz="4" w:space="0" w:color="A9D08E"/>
               <w:right w:val="nil"/>
             </w:tcBorders>
-            <w:shd w:val="clear" w:color="auto" w:fill="auto"/>
             <w:noWrap/>
             <w:vAlign w:val="bottom"/>
             <w:hideMark/>
@@ -10461,7 +10376,6 @@
               <w:bottom w:val="single" w:sz="4" w:space="0" w:color="A9D08E"/>
               <w:right w:val="nil"/>
             </w:tcBorders>
-            <w:shd w:val="clear" w:color="auto" w:fill="auto"/>
             <w:noWrap/>
             <w:vAlign w:val="bottom"/>
             <w:hideMark/>
@@ -10503,7 +10417,6 @@
               <w:bottom w:val="single" w:sz="4" w:space="0" w:color="A9D08E"/>
               <w:right w:val="nil"/>
             </w:tcBorders>
-            <w:shd w:val="clear" w:color="auto" w:fill="auto"/>
             <w:noWrap/>
             <w:vAlign w:val="bottom"/>
             <w:hideMark/>
@@ -10545,7 +10458,6 @@
               <w:bottom w:val="single" w:sz="4" w:space="0" w:color="A9D08E"/>
               <w:right w:val="nil"/>
             </w:tcBorders>
-            <w:shd w:val="clear" w:color="auto" w:fill="auto"/>
             <w:noWrap/>
             <w:vAlign w:val="bottom"/>
             <w:hideMark/>
@@ -10769,7 +10681,6 @@
               <w:bottom w:val="single" w:sz="4" w:space="0" w:color="A9D08E"/>
               <w:right w:val="nil"/>
             </w:tcBorders>
-            <w:shd w:val="clear" w:color="auto" w:fill="auto"/>
             <w:noWrap/>
             <w:vAlign w:val="bottom"/>
             <w:hideMark/>
@@ -10813,7 +10724,6 @@
               <w:bottom w:val="single" w:sz="4" w:space="0" w:color="A9D08E"/>
               <w:right w:val="nil"/>
             </w:tcBorders>
-            <w:shd w:val="clear" w:color="auto" w:fill="auto"/>
             <w:noWrap/>
             <w:vAlign w:val="bottom"/>
             <w:hideMark/>
@@ -10855,7 +10765,6 @@
               <w:bottom w:val="single" w:sz="4" w:space="0" w:color="A9D08E"/>
               <w:right w:val="nil"/>
             </w:tcBorders>
-            <w:shd w:val="clear" w:color="auto" w:fill="auto"/>
             <w:noWrap/>
             <w:vAlign w:val="bottom"/>
             <w:hideMark/>
@@ -10897,7 +10806,6 @@
               <w:bottom w:val="single" w:sz="4" w:space="0" w:color="A9D08E"/>
               <w:right w:val="nil"/>
             </w:tcBorders>
-            <w:shd w:val="clear" w:color="auto" w:fill="auto"/>
             <w:noWrap/>
             <w:vAlign w:val="bottom"/>
             <w:hideMark/>
@@ -11121,7 +11029,6 @@
               <w:bottom w:val="single" w:sz="4" w:space="0" w:color="A9D08E"/>
               <w:right w:val="nil"/>
             </w:tcBorders>
-            <w:shd w:val="clear" w:color="auto" w:fill="auto"/>
             <w:noWrap/>
             <w:vAlign w:val="bottom"/>
             <w:hideMark/>
@@ -11163,7 +11070,6 @@
               <w:bottom w:val="single" w:sz="4" w:space="0" w:color="A9D08E"/>
               <w:right w:val="nil"/>
             </w:tcBorders>
-            <w:shd w:val="clear" w:color="auto" w:fill="auto"/>
             <w:noWrap/>
             <w:vAlign w:val="bottom"/>
             <w:hideMark/>
@@ -11205,7 +11111,6 @@
               <w:bottom w:val="single" w:sz="4" w:space="0" w:color="A9D08E"/>
               <w:right w:val="nil"/>
             </w:tcBorders>
-            <w:shd w:val="clear" w:color="auto" w:fill="auto"/>
             <w:noWrap/>
             <w:vAlign w:val="bottom"/>
             <w:hideMark/>
@@ -11247,7 +11152,6 @@
               <w:bottom w:val="single" w:sz="4" w:space="0" w:color="A9D08E"/>
               <w:right w:val="nil"/>
             </w:tcBorders>
-            <w:shd w:val="clear" w:color="auto" w:fill="auto"/>
             <w:noWrap/>
             <w:vAlign w:val="bottom"/>
             <w:hideMark/>
@@ -11515,7 +11419,6 @@
               <w:bottom w:val="single" w:sz="4" w:space="0" w:color="A9D08E"/>
               <w:right w:val="nil"/>
             </w:tcBorders>
-            <w:shd w:val="clear" w:color="auto" w:fill="auto"/>
             <w:noWrap/>
             <w:vAlign w:val="bottom"/>
             <w:hideMark/>
@@ -11557,7 +11460,6 @@
               <w:bottom w:val="single" w:sz="4" w:space="0" w:color="A9D08E"/>
               <w:right w:val="nil"/>
             </w:tcBorders>
-            <w:shd w:val="clear" w:color="auto" w:fill="auto"/>
             <w:noWrap/>
             <w:vAlign w:val="bottom"/>
             <w:hideMark/>
@@ -11599,7 +11501,6 @@
               <w:bottom w:val="single" w:sz="4" w:space="0" w:color="A9D08E"/>
               <w:right w:val="nil"/>
             </w:tcBorders>
-            <w:shd w:val="clear" w:color="auto" w:fill="auto"/>
             <w:noWrap/>
             <w:vAlign w:val="bottom"/>
             <w:hideMark/>
@@ -11821,7 +11722,6 @@
               <w:bottom w:val="single" w:sz="4" w:space="0" w:color="A9D08E"/>
               <w:right w:val="nil"/>
             </w:tcBorders>
-            <w:shd w:val="clear" w:color="auto" w:fill="auto"/>
             <w:noWrap/>
             <w:vAlign w:val="bottom"/>
             <w:hideMark/>
@@ -11863,7 +11763,6 @@
               <w:bottom w:val="single" w:sz="4" w:space="0" w:color="A9D08E"/>
               <w:right w:val="nil"/>
             </w:tcBorders>
-            <w:shd w:val="clear" w:color="auto" w:fill="auto"/>
             <w:noWrap/>
             <w:vAlign w:val="bottom"/>
             <w:hideMark/>
@@ -11905,7 +11804,6 @@
               <w:bottom w:val="single" w:sz="4" w:space="0" w:color="A9D08E"/>
               <w:right w:val="nil"/>
             </w:tcBorders>
-            <w:shd w:val="clear" w:color="auto" w:fill="auto"/>
             <w:noWrap/>
             <w:vAlign w:val="bottom"/>
             <w:hideMark/>
@@ -11947,7 +11845,6 @@
               <w:bottom w:val="single" w:sz="4" w:space="0" w:color="A9D08E"/>
               <w:right w:val="nil"/>
             </w:tcBorders>
-            <w:shd w:val="clear" w:color="auto" w:fill="auto"/>
             <w:noWrap/>
             <w:vAlign w:val="bottom"/>
             <w:hideMark/>
@@ -12240,7 +12137,6 @@
               <w:bottom w:val="single" w:sz="4" w:space="0" w:color="A9D08E"/>
               <w:right w:val="nil"/>
             </w:tcBorders>
-            <w:shd w:val="clear" w:color="auto" w:fill="auto"/>
             <w:noWrap/>
             <w:vAlign w:val="bottom"/>
             <w:hideMark/>
@@ -12282,7 +12178,6 @@
               <w:bottom w:val="single" w:sz="4" w:space="0" w:color="A9D08E"/>
               <w:right w:val="nil"/>
             </w:tcBorders>
-            <w:shd w:val="clear" w:color="auto" w:fill="auto"/>
             <w:noWrap/>
             <w:vAlign w:val="bottom"/>
             <w:hideMark/>
@@ -12324,7 +12219,6 @@
               <w:bottom w:val="single" w:sz="4" w:space="0" w:color="A9D08E"/>
               <w:right w:val="nil"/>
             </w:tcBorders>
-            <w:shd w:val="clear" w:color="auto" w:fill="auto"/>
             <w:noWrap/>
             <w:vAlign w:val="bottom"/>
             <w:hideMark/>
@@ -12590,7 +12484,6 @@
               <w:bottom w:val="single" w:sz="4" w:space="0" w:color="A9D08E"/>
               <w:right w:val="nil"/>
             </w:tcBorders>
-            <w:shd w:val="clear" w:color="auto" w:fill="auto"/>
             <w:noWrap/>
             <w:vAlign w:val="bottom"/>
             <w:hideMark/>
@@ -12632,7 +12525,6 @@
               <w:bottom w:val="single" w:sz="4" w:space="0" w:color="A9D08E"/>
               <w:right w:val="nil"/>
             </w:tcBorders>
-            <w:shd w:val="clear" w:color="auto" w:fill="auto"/>
             <w:noWrap/>
             <w:vAlign w:val="bottom"/>
             <w:hideMark/>
@@ -12674,7 +12566,6 @@
               <w:bottom w:val="single" w:sz="4" w:space="0" w:color="A9D08E"/>
               <w:right w:val="nil"/>
             </w:tcBorders>
-            <w:shd w:val="clear" w:color="auto" w:fill="auto"/>
             <w:noWrap/>
             <w:vAlign w:val="bottom"/>
             <w:hideMark/>
@@ -12940,7 +12831,6 @@
               <w:bottom w:val="single" w:sz="4" w:space="0" w:color="A9D08E"/>
               <w:right w:val="nil"/>
             </w:tcBorders>
-            <w:shd w:val="clear" w:color="auto" w:fill="auto"/>
             <w:noWrap/>
             <w:vAlign w:val="bottom"/>
             <w:hideMark/>
@@ -12982,7 +12872,6 @@
               <w:bottom w:val="single" w:sz="4" w:space="0" w:color="A9D08E"/>
               <w:right w:val="nil"/>
             </w:tcBorders>
-            <w:shd w:val="clear" w:color="auto" w:fill="auto"/>
             <w:noWrap/>
             <w:vAlign w:val="bottom"/>
             <w:hideMark/>
@@ -13024,7 +12913,6 @@
               <w:bottom w:val="single" w:sz="4" w:space="0" w:color="A9D08E"/>
               <w:right w:val="nil"/>
             </w:tcBorders>
-            <w:shd w:val="clear" w:color="auto" w:fill="auto"/>
             <w:noWrap/>
             <w:vAlign w:val="bottom"/>
             <w:hideMark/>
@@ -13248,7 +13136,6 @@
               <w:bottom w:val="single" w:sz="4" w:space="0" w:color="A9D08E"/>
               <w:right w:val="nil"/>
             </w:tcBorders>
-            <w:shd w:val="clear" w:color="auto" w:fill="auto"/>
             <w:noWrap/>
             <w:vAlign w:val="bottom"/>
             <w:hideMark/>
@@ -13292,7 +13179,6 @@
               <w:bottom w:val="single" w:sz="4" w:space="0" w:color="A9D08E"/>
               <w:right w:val="nil"/>
             </w:tcBorders>
-            <w:shd w:val="clear" w:color="auto" w:fill="auto"/>
             <w:noWrap/>
             <w:vAlign w:val="bottom"/>
             <w:hideMark/>
@@ -13334,7 +13220,6 @@
               <w:bottom w:val="single" w:sz="4" w:space="0" w:color="A9D08E"/>
               <w:right w:val="nil"/>
             </w:tcBorders>
-            <w:shd w:val="clear" w:color="auto" w:fill="auto"/>
             <w:noWrap/>
             <w:vAlign w:val="bottom"/>
             <w:hideMark/>
@@ -13376,7 +13261,6 @@
               <w:bottom w:val="single" w:sz="4" w:space="0" w:color="A9D08E"/>
               <w:right w:val="nil"/>
             </w:tcBorders>
-            <w:shd w:val="clear" w:color="auto" w:fill="auto"/>
             <w:noWrap/>
             <w:vAlign w:val="bottom"/>
             <w:hideMark/>
@@ -13720,15 +13604,7 @@
           <w:sz w:val="24"/>
           <w:szCs w:val="24"/>
         </w:rPr>
-        <w:t xml:space="preserve">Основным признаком для разделения стран на два кластера является ВВП на душу населения на уровне 35000$, что соответствует некоторым </w:t>
-      </w:r>
-      <w:r>
-        <w:rPr>
-          <w:rFonts w:ascii="Times New Roman" w:hAnsi="Times New Roman" w:cs="Times New Roman"/>
-          <w:sz w:val="24"/>
-          <w:szCs w:val="24"/>
-        </w:rPr>
-        <w:t>экономическим теориям о переходе в категорию стран с "высоким доходом" (по классификации Всемирного Банка). Преодоление этого порога, как правило, связано со стабильными институтами, развитой инфраструктурой и эффективной социальной системой.</w:t>
+        <w:t>Основным признаком для разделения стран на два кластера является ВВП на душу населения на уровне 35000$, что соответствует некоторым экономическим теориям о переходе в категорию стран с "высоким доходом" (по классификации Всемирного Банка). Преодоление этого порога, как правило, связано со стабильными институтами, развитой инфраструктурой и эффективной социальной системой.</w:t>
       </w:r>
     </w:p>
     <w:p>
@@ -13751,31 +13627,7 @@
           <w:sz w:val="24"/>
           <w:szCs w:val="24"/>
         </w:rPr>
-        <w:t>«Насыщение» благополучия: в</w:t>
-      </w:r>
-      <w:r>
-        <w:rPr>
-          <w:rFonts w:ascii="Times New Roman" w:hAnsi="Times New Roman" w:cs="Times New Roman"/>
-          <w:sz w:val="24"/>
-          <w:szCs w:val="24"/>
-        </w:rPr>
-        <w:t>се страны в</w:t>
-      </w:r>
-      <w:r>
-        <w:rPr>
-          <w:rFonts w:ascii="Times New Roman" w:hAnsi="Times New Roman" w:cs="Times New Roman"/>
-          <w:sz w:val="24"/>
-          <w:szCs w:val="24"/>
-        </w:rPr>
-        <w:t>о втором кластере</w:t>
-      </w:r>
-      <w:r>
-        <w:rPr>
-          <w:rFonts w:ascii="Times New Roman" w:hAnsi="Times New Roman" w:cs="Times New Roman"/>
-          <w:sz w:val="24"/>
-          <w:szCs w:val="24"/>
-        </w:rPr>
-        <w:t xml:space="preserve"> уже достигли уровня богатства, достаточного для обеспечения базовых и многих высших потребностей. Дальнейший рост ВВП (от 47k у Франции до 59k у Австрии) не приводит к пропорциональному скачку удовлетворенности (разброс всего от 6.7 до 7.9).</w:t>
+        <w:t>«Насыщение» благополучия: все страны во втором кластере уже достигли уровня богатства, достаточного для обеспечения базовых и многих высших потребностей. Дальнейший рост ВВП (от 47k у Франции до 59k у Австрии) не приводит к пропорциональному скачку удовлетворенности (разброс всего от 6.7 до 7.9).</w:t>
       </w:r>
     </w:p>
     <w:sectPr>
@@ -13790,7 +13642,7 @@
 </file>
 
 <file path=word/endnotes.xml><?xml version="1.0" encoding="utf-8"?>
-<w:endnotes xmlns:wpc="http://schemas.microsoft.com/office/word/2010/wordprocessingCanvas" xmlns:cx="http://schemas.microsoft.com/office/drawing/2014/chartex" xmlns:cx1="http://schemas.microsoft.com/office/drawing/2015/9/8/chartex" xmlns:cx2="http://schemas.microsoft.com/office/drawing/2015/10/21/chartex" xmlns:cx3="http://schemas.microsoft.com/office/drawing/2016/5/9/chartex" xmlns:cx4="http://schemas.microsoft.com/office/drawing/2016/5/10/chartex" xmlns:cx5="http://schemas.microsoft.com/office/drawing/2016/5/11/chartex" xmlns:cx6="http://schemas.microsoft.com/office/drawing/2016/5/12/chartex" xmlns:cx7="http://schemas.microsoft.com/office/drawing/2016/5/13/chartex" xmlns:cx8="http://schemas.microsoft.com/office/drawing/2016/5/14/chartex" xmlns:mc="http://schemas.openxmlformats.org/markup-compatibility/2006" xmlns:aink="http://schemas.microsoft.com/office/drawing/2016/ink" xmlns:am3d="http://schemas.microsoft.com/office/drawing/2017/model3d" xmlns:o="urn:schemas-microsoft-com:office:office" xmlns:r="http://schemas.openxmlformats.org/officeDocument/2006/relationships" xmlns:m="http://schemas.openxmlformats.org/officeDocument/2006/math" xmlns:v="urn:schemas-microsoft-com:vml" xmlns:wp14="http://schemas.microsoft.com/office/word/2010/wordprocessingDrawing" xmlns:wp="http://schemas.openxmlformats.org/drawingml/2006/wordprocessingDrawing" xmlns:w10="urn:schemas-microsoft-com:office:word" xmlns:w="http://schemas.openxmlformats.org/wordprocessingml/2006/main" xmlns:w14="http://schemas.microsoft.com/office/word/2010/wordml" xmlns:w15="http://schemas.microsoft.com/office/word/2012/wordml" xmlns:w16cex="http://schemas.microsoft.com/office/word/2018/wordml/cex" xmlns:w16cid="http://schemas.microsoft.com/office/word/2016/wordml/cid" xmlns:w16="http://schemas.microsoft.com/office/word/2018/wordml" xmlns:w16sdtdh="http://schemas.microsoft.com/office/word/2020/wordml/sdtdatahash" xmlns:w16se="http://schemas.microsoft.com/office/word/2015/wordml/symex" xmlns:wpg="http://schemas.microsoft.com/office/word/2010/wordprocessingGroup" xmlns:wpi="http://schemas.microsoft.com/office/word/2010/wordprocessingInk" xmlns:wne="http://schemas.microsoft.com/office/word/2006/wordml" xmlns:wps="http://schemas.microsoft.com/office/word/2010/wordprocessingShape" mc:Ignorable="w14 w15 w16se w16cid w16 w16cex w16sdtdh wp14">
+<w:endnotes xmlns:wpc="http://schemas.microsoft.com/office/word/2010/wordprocessingCanvas" xmlns:cx="http://schemas.microsoft.com/office/drawing/2014/chartex" xmlns:cx1="http://schemas.microsoft.com/office/drawing/2015/9/8/chartex" xmlns:cx2="http://schemas.microsoft.com/office/drawing/2015/10/21/chartex" xmlns:cx3="http://schemas.microsoft.com/office/drawing/2016/5/9/chartex" xmlns:cx4="http://schemas.microsoft.com/office/drawing/2016/5/10/chartex" xmlns:cx5="http://schemas.microsoft.com/office/drawing/2016/5/11/chartex" xmlns:cx6="http://schemas.microsoft.com/office/drawing/2016/5/12/chartex" xmlns:cx7="http://schemas.microsoft.com/office/drawing/2016/5/13/chartex" xmlns:cx8="http://schemas.microsoft.com/office/drawing/2016/5/14/chartex" xmlns:mc="http://schemas.openxmlformats.org/markup-compatibility/2006" xmlns:aink="http://schemas.microsoft.com/office/drawing/2016/ink" xmlns:am3d="http://schemas.microsoft.com/office/drawing/2017/model3d" xmlns:o="urn:schemas-microsoft-com:office:office" xmlns:oel="http://schemas.microsoft.com/office/2019/extlst" xmlns:r="http://schemas.openxmlformats.org/officeDocument/2006/relationships" xmlns:m="http://schemas.openxmlformats.org/officeDocument/2006/math" xmlns:v="urn:schemas-microsoft-com:vml" xmlns:wp14="http://schemas.microsoft.com/office/word/2010/wordprocessingDrawing" xmlns:wp="http://schemas.openxmlformats.org/drawingml/2006/wordprocessingDrawing" xmlns:w10="urn:schemas-microsoft-com:office:word" xmlns:w="http://schemas.openxmlformats.org/wordprocessingml/2006/main" xmlns:w14="http://schemas.microsoft.com/office/word/2010/wordml" xmlns:w15="http://schemas.microsoft.com/office/word/2012/wordml" xmlns:w16cex="http://schemas.microsoft.com/office/word/2018/wordml/cex" xmlns:w16cid="http://schemas.microsoft.com/office/word/2016/wordml/cid" xmlns:w16="http://schemas.microsoft.com/office/word/2018/wordml" xmlns:w16du="http://schemas.microsoft.com/office/word/2023/wordml/word16du" xmlns:w16sdtdh="http://schemas.microsoft.com/office/word/2020/wordml/sdtdatahash" xmlns:w16sdtfl="http://schemas.microsoft.com/office/word/2024/wordml/sdtformatlock" xmlns:w16se="http://schemas.microsoft.com/office/word/2015/wordml/symex" xmlns:wpg="http://schemas.microsoft.com/office/word/2010/wordprocessingGroup" xmlns:wpi="http://schemas.microsoft.com/office/word/2010/wordprocessingInk" xmlns:wne="http://schemas.microsoft.com/office/word/2006/wordml" xmlns:wps="http://schemas.microsoft.com/office/word/2010/wordprocessingShape" mc:Ignorable="w14 w15 w16se w16cid w16 w16cex w16sdtdh w16sdtfl w16du wp14">
   <w:endnote w:type="separator" w:id="-1">
     <w:p>
       <w:pPr>
@@ -13815,7 +13667,7 @@
 </file>
 
 <file path=word/footer1.xml><?xml version="1.0" encoding="utf-8"?>
-<w:ftr xmlns:wpc="http://schemas.microsoft.com/office/word/2010/wordprocessingCanvas" xmlns:cx="http://schemas.microsoft.com/office/drawing/2014/chartex" xmlns:cx1="http://schemas.microsoft.com/office/drawing/2015/9/8/chartex" xmlns:cx2="http://schemas.microsoft.com/office/drawing/2015/10/21/chartex" xmlns:cx3="http://schemas.microsoft.com/office/drawing/2016/5/9/chartex" xmlns:cx4="http://schemas.microsoft.com/office/drawing/2016/5/10/chartex" xmlns:cx5="http://schemas.microsoft.com/office/drawing/2016/5/11/chartex" xmlns:cx6="http://schemas.microsoft.com/office/drawing/2016/5/12/chartex" xmlns:cx7="http://schemas.microsoft.com/office/drawing/2016/5/13/chartex" xmlns:cx8="http://schemas.microsoft.com/office/drawing/2016/5/14/chartex" xmlns:mc="http://schemas.openxmlformats.org/markup-compatibility/2006" xmlns:aink="http://schemas.microsoft.com/office/drawing/2016/ink" xmlns:am3d="http://schemas.microsoft.com/office/drawing/2017/model3d" xmlns:o="urn:schemas-microsoft-com:office:office" xmlns:r="http://schemas.openxmlformats.org/officeDocument/2006/relationships" xmlns:m="http://schemas.openxmlformats.org/officeDocument/2006/math" xmlns:v="urn:schemas-microsoft-com:vml" xmlns:wp14="http://schemas.microsoft.com/office/word/2010/wordprocessingDrawing" xmlns:wp="http://schemas.openxmlformats.org/drawingml/2006/wordprocessingDrawing" xmlns:w10="urn:schemas-microsoft-com:office:word" xmlns:w="http://schemas.openxmlformats.org/wordprocessingml/2006/main" xmlns:w14="http://schemas.microsoft.com/office/word/2010/wordml" xmlns:w15="http://schemas.microsoft.com/office/word/2012/wordml" xmlns:w16cex="http://schemas.microsoft.com/office/word/2018/wordml/cex" xmlns:w16cid="http://schemas.microsoft.com/office/word/2016/wordml/cid" xmlns:w16="http://schemas.microsoft.com/office/word/2018/wordml" xmlns:w16sdtdh="http://schemas.microsoft.com/office/word/2020/wordml/sdtdatahash" xmlns:w16se="http://schemas.microsoft.com/office/word/2015/wordml/symex" xmlns:wpg="http://schemas.microsoft.com/office/word/2010/wordprocessingGroup" xmlns:wpi="http://schemas.microsoft.com/office/word/2010/wordprocessingInk" xmlns:wne="http://schemas.microsoft.com/office/word/2006/wordml" xmlns:wps="http://schemas.microsoft.com/office/word/2010/wordprocessingShape" mc:Ignorable="w14 w15 w16se w16cid w16 w16cex w16sdtdh wp14">
+<w:ftr xmlns:wpc="http://schemas.microsoft.com/office/word/2010/wordprocessingCanvas" xmlns:cx="http://schemas.microsoft.com/office/drawing/2014/chartex" xmlns:cx1="http://schemas.microsoft.com/office/drawing/2015/9/8/chartex" xmlns:cx2="http://schemas.microsoft.com/office/drawing/2015/10/21/chartex" xmlns:cx3="http://schemas.microsoft.com/office/drawing/2016/5/9/chartex" xmlns:cx4="http://schemas.microsoft.com/office/drawing/2016/5/10/chartex" xmlns:cx5="http://schemas.microsoft.com/office/drawing/2016/5/11/chartex" xmlns:cx6="http://schemas.microsoft.com/office/drawing/2016/5/12/chartex" xmlns:cx7="http://schemas.microsoft.com/office/drawing/2016/5/13/chartex" xmlns:cx8="http://schemas.microsoft.com/office/drawing/2016/5/14/chartex" xmlns:mc="http://schemas.openxmlformats.org/markup-compatibility/2006" xmlns:aink="http://schemas.microsoft.com/office/drawing/2016/ink" xmlns:am3d="http://schemas.microsoft.com/office/drawing/2017/model3d" xmlns:o="urn:schemas-microsoft-com:office:office" xmlns:oel="http://schemas.microsoft.com/office/2019/extlst" xmlns:r="http://schemas.openxmlformats.org/officeDocument/2006/relationships" xmlns:m="http://schemas.openxmlformats.org/officeDocument/2006/math" xmlns:v="urn:schemas-microsoft-com:vml" xmlns:wp14="http://schemas.microsoft.com/office/word/2010/wordprocessingDrawing" xmlns:wp="http://schemas.openxmlformats.org/drawingml/2006/wordprocessingDrawing" xmlns:w10="urn:schemas-microsoft-com:office:word" xmlns:w="http://schemas.openxmlformats.org/wordprocessingml/2006/main" xmlns:w14="http://schemas.microsoft.com/office/word/2010/wordml" xmlns:w15="http://schemas.microsoft.com/office/word/2012/wordml" xmlns:w16cex="http://schemas.microsoft.com/office/word/2018/wordml/cex" xmlns:w16cid="http://schemas.microsoft.com/office/word/2016/wordml/cid" xmlns:w16="http://schemas.microsoft.com/office/word/2018/wordml" xmlns:w16du="http://schemas.microsoft.com/office/word/2023/wordml/word16du" xmlns:w16sdtdh="http://schemas.microsoft.com/office/word/2020/wordml/sdtdatahash" xmlns:w16sdtfl="http://schemas.microsoft.com/office/word/2024/wordml/sdtformatlock" xmlns:w16se="http://schemas.microsoft.com/office/word/2015/wordml/symex" xmlns:wpg="http://schemas.microsoft.com/office/word/2010/wordprocessingGroup" xmlns:wpi="http://schemas.microsoft.com/office/word/2010/wordprocessingInk" xmlns:wne="http://schemas.microsoft.com/office/word/2006/wordml" xmlns:wps="http://schemas.microsoft.com/office/word/2010/wordprocessingShape" mc:Ignorable="w14 w15 w16se w16cid w16 w16cex w16sdtdh w16sdtfl w16du wp14">
   <w:sdt>
     <w:sdtPr>
       <w:id w:val="1742297221"/>
@@ -13857,7 +13709,7 @@
 </file>
 
 <file path=word/footnotes.xml><?xml version="1.0" encoding="utf-8"?>
-<w:footnotes xmlns:wpc="http://schemas.microsoft.com/office/word/2010/wordprocessingCanvas" xmlns:cx="http://schemas.microsoft.com/office/drawing/2014/chartex" xmlns:cx1="http://schemas.microsoft.com/office/drawing/2015/9/8/chartex" xmlns:cx2="http://schemas.microsoft.com/office/drawing/2015/10/21/chartex" xmlns:cx3="http://schemas.microsoft.com/office/drawing/2016/5/9/chartex" xmlns:cx4="http://schemas.microsoft.com/office/drawing/2016/5/10/chartex" xmlns:cx5="http://schemas.microsoft.com/office/drawing/2016/5/11/chartex" xmlns:cx6="http://schemas.microsoft.com/office/drawing/2016/5/12/chartex" xmlns:cx7="http://schemas.microsoft.com/office/drawing/2016/5/13/chartex" xmlns:cx8="http://schemas.microsoft.com/office/drawing/2016/5/14/chartex" xmlns:mc="http://schemas.openxmlformats.org/markup-compatibility/2006" xmlns:aink="http://schemas.microsoft.com/office/drawing/2016/ink" xmlns:am3d="http://schemas.microsoft.com/office/drawing/2017/model3d" xmlns:o="urn:schemas-microsoft-com:office:office" xmlns:r="http://schemas.openxmlformats.org/officeDocument/2006/relationships" xmlns:m="http://schemas.openxmlformats.org/officeDocument/2006/math" xmlns:v="urn:schemas-microsoft-com:vml" xmlns:wp14="http://schemas.microsoft.com/office/word/2010/wordprocessingDrawing" xmlns:wp="http://schemas.openxmlformats.org/drawingml/2006/wordprocessingDrawing" xmlns:w10="urn:schemas-microsoft-com:office:word" xmlns:w="http://schemas.openxmlformats.org/wordprocessingml/2006/main" xmlns:w14="http://schemas.microsoft.com/office/word/2010/wordml" xmlns:w15="http://schemas.microsoft.com/office/word/2012/wordml" xmlns:w16cex="http://schemas.microsoft.com/office/word/2018/wordml/cex" xmlns:w16cid="http://schemas.microsoft.com/office/word/2016/wordml/cid" xmlns:w16="http://schemas.microsoft.com/office/word/2018/wordml" xmlns:w16sdtdh="http://schemas.microsoft.com/office/word/2020/wordml/sdtdatahash" xmlns:w16se="http://schemas.microsoft.com/office/word/2015/wordml/symex" xmlns:wpg="http://schemas.microsoft.com/office/word/2010/wordprocessingGroup" xmlns:wpi="http://schemas.microsoft.com/office/word/2010/wordprocessingInk" xmlns:wne="http://schemas.microsoft.com/office/word/2006/wordml" xmlns:wps="http://schemas.microsoft.com/office/word/2010/wordprocessingShape" mc:Ignorable="w14 w15 w16se w16cid w16 w16cex w16sdtdh wp14">
+<w:footnotes xmlns:wpc="http://schemas.microsoft.com/office/word/2010/wordprocessingCanvas" xmlns:cx="http://schemas.microsoft.com/office/drawing/2014/chartex" xmlns:cx1="http://schemas.microsoft.com/office/drawing/2015/9/8/chartex" xmlns:cx2="http://schemas.microsoft.com/office/drawing/2015/10/21/chartex" xmlns:cx3="http://schemas.microsoft.com/office/drawing/2016/5/9/chartex" xmlns:cx4="http://schemas.microsoft.com/office/drawing/2016/5/10/chartex" xmlns:cx5="http://schemas.microsoft.com/office/drawing/2016/5/11/chartex" xmlns:cx6="http://schemas.microsoft.com/office/drawing/2016/5/12/chartex" xmlns:cx7="http://schemas.microsoft.com/office/drawing/2016/5/13/chartex" xmlns:cx8="http://schemas.microsoft.com/office/drawing/2016/5/14/chartex" xmlns:mc="http://schemas.openxmlformats.org/markup-compatibility/2006" xmlns:aink="http://schemas.microsoft.com/office/drawing/2016/ink" xmlns:am3d="http://schemas.microsoft.com/office/drawing/2017/model3d" xmlns:o="urn:schemas-microsoft-com:office:office" xmlns:oel="http://schemas.microsoft.com/office/2019/extlst" xmlns:r="http://schemas.openxmlformats.org/officeDocument/2006/relationships" xmlns:m="http://schemas.openxmlformats.org/officeDocument/2006/math" xmlns:v="urn:schemas-microsoft-com:vml" xmlns:wp14="http://schemas.microsoft.com/office/word/2010/wordprocessingDrawing" xmlns:wp="http://schemas.openxmlformats.org/drawingml/2006/wordprocessingDrawing" xmlns:w10="urn:schemas-microsoft-com:office:word" xmlns:w="http://schemas.openxmlformats.org/wordprocessingml/2006/main" xmlns:w14="http://schemas.microsoft.com/office/word/2010/wordml" xmlns:w15="http://schemas.microsoft.com/office/word/2012/wordml" xmlns:w16cex="http://schemas.microsoft.com/office/word/2018/wordml/cex" xmlns:w16cid="http://schemas.microsoft.com/office/word/2016/wordml/cid" xmlns:w16="http://schemas.microsoft.com/office/word/2018/wordml" xmlns:w16du="http://schemas.microsoft.com/office/word/2023/wordml/word16du" xmlns:w16sdtdh="http://schemas.microsoft.com/office/word/2020/wordml/sdtdatahash" xmlns:w16sdtfl="http://schemas.microsoft.com/office/word/2024/wordml/sdtformatlock" xmlns:w16se="http://schemas.microsoft.com/office/word/2015/wordml/symex" xmlns:wpg="http://schemas.microsoft.com/office/word/2010/wordprocessingGroup" xmlns:wpi="http://schemas.microsoft.com/office/word/2010/wordprocessingInk" xmlns:wne="http://schemas.microsoft.com/office/word/2006/wordml" xmlns:wps="http://schemas.microsoft.com/office/word/2010/wordprocessingShape" mc:Ignorable="w14 w15 w16se w16cid w16 w16cex w16sdtdh w16sdtfl w16du wp14">
   <w:footnote w:type="separator" w:id="-1">
     <w:p>
       <w:pPr>
@@ -13882,7 +13734,7 @@
 </file>
 
 <file path=word/numbering.xml><?xml version="1.0" encoding="utf-8"?>
-<w:numbering xmlns:wpc="http://schemas.microsoft.com/office/word/2010/wordprocessingCanvas" xmlns:cx="http://schemas.microsoft.com/office/drawing/2014/chartex" xmlns:cx1="http://schemas.microsoft.com/office/drawing/2015/9/8/chartex" xmlns:cx2="http://schemas.microsoft.com/office/drawing/2015/10/21/chartex" xmlns:cx3="http://schemas.microsoft.com/office/drawing/2016/5/9/chartex" xmlns:cx4="http://schemas.microsoft.com/office/drawing/2016/5/10/chartex" xmlns:cx5="http://schemas.microsoft.com/office/drawing/2016/5/11/chartex" xmlns:cx6="http://schemas.microsoft.com/office/drawing/2016/5/12/chartex" xmlns:cx7="http://schemas.microsoft.com/office/drawing/2016/5/13/chartex" xmlns:cx8="http://schemas.microsoft.com/office/drawing/2016/5/14/chartex" xmlns:mc="http://schemas.openxmlformats.org/markup-compatibility/2006" xmlns:aink="http://schemas.microsoft.com/office/drawing/2016/ink" xmlns:am3d="http://schemas.microsoft.com/office/drawing/2017/model3d" xmlns:o="urn:schemas-microsoft-com:office:office" xmlns:r="http://schemas.openxmlformats.org/officeDocument/2006/relationships" xmlns:m="http://schemas.openxmlformats.org/officeDocument/2006/math" xmlns:v="urn:schemas-microsoft-com:vml" xmlns:wp14="http://schemas.microsoft.com/office/word/2010/wordprocessingDrawing" xmlns:wp="http://schemas.openxmlformats.org/drawingml/2006/wordprocessingDrawing" xmlns:w10="urn:schemas-microsoft-com:office:word" xmlns:w="http://schemas.openxmlformats.org/wordprocessingml/2006/main" xmlns:w14="http://schemas.microsoft.com/office/word/2010/wordml" xmlns:w15="http://schemas.microsoft.com/office/word/2012/wordml" xmlns:w16cex="http://schemas.microsoft.com/office/word/2018/wordml/cex" xmlns:w16cid="http://schemas.microsoft.com/office/word/2016/wordml/cid" xmlns:w16="http://schemas.microsoft.com/office/word/2018/wordml" xmlns:w16sdtdh="http://schemas.microsoft.com/office/word/2020/wordml/sdtdatahash" xmlns:w16se="http://schemas.microsoft.com/office/word/2015/wordml/symex" xmlns:wpg="http://schemas.microsoft.com/office/word/2010/wordprocessingGroup" xmlns:wpi="http://schemas.microsoft.com/office/word/2010/wordprocessingInk" xmlns:wne="http://schemas.microsoft.com/office/word/2006/wordml" xmlns:wps="http://schemas.microsoft.com/office/word/2010/wordprocessingShape" mc:Ignorable="w14 w15 w16se w16cid w16 w16cex w16sdtdh wp14">
+<w:numbering xmlns:wpc="http://schemas.microsoft.com/office/word/2010/wordprocessingCanvas" xmlns:cx="http://schemas.microsoft.com/office/drawing/2014/chartex" xmlns:cx1="http://schemas.microsoft.com/office/drawing/2015/9/8/chartex" xmlns:cx2="http://schemas.microsoft.com/office/drawing/2015/10/21/chartex" xmlns:cx3="http://schemas.microsoft.com/office/drawing/2016/5/9/chartex" xmlns:cx4="http://schemas.microsoft.com/office/drawing/2016/5/10/chartex" xmlns:cx5="http://schemas.microsoft.com/office/drawing/2016/5/11/chartex" xmlns:cx6="http://schemas.microsoft.com/office/drawing/2016/5/12/chartex" xmlns:cx7="http://schemas.microsoft.com/office/drawing/2016/5/13/chartex" xmlns:cx8="http://schemas.microsoft.com/office/drawing/2016/5/14/chartex" xmlns:mc="http://schemas.openxmlformats.org/markup-compatibility/2006" xmlns:aink="http://schemas.microsoft.com/office/drawing/2016/ink" xmlns:am3d="http://schemas.microsoft.com/office/drawing/2017/model3d" xmlns:o="urn:schemas-microsoft-com:office:office" xmlns:oel="http://schemas.microsoft.com/office/2019/extlst" xmlns:r="http://schemas.openxmlformats.org/officeDocument/2006/relationships" xmlns:m="http://schemas.openxmlformats.org/officeDocument/2006/math" xmlns:v="urn:schemas-microsoft-com:vml" xmlns:wp14="http://schemas.microsoft.com/office/word/2010/wordprocessingDrawing" xmlns:wp="http://schemas.openxmlformats.org/drawingml/2006/wordprocessingDrawing" xmlns:w10="urn:schemas-microsoft-com:office:word" xmlns:w="http://schemas.openxmlformats.org/wordprocessingml/2006/main" xmlns:w14="http://schemas.microsoft.com/office/word/2010/wordml" xmlns:w15="http://schemas.microsoft.com/office/word/2012/wordml" xmlns:w16cex="http://schemas.microsoft.com/office/word/2018/wordml/cex" xmlns:w16cid="http://schemas.microsoft.com/office/word/2016/wordml/cid" xmlns:w16="http://schemas.microsoft.com/office/word/2018/wordml" xmlns:w16du="http://schemas.microsoft.com/office/word/2023/wordml/word16du" xmlns:w16sdtdh="http://schemas.microsoft.com/office/word/2020/wordml/sdtdatahash" xmlns:w16sdtfl="http://schemas.microsoft.com/office/word/2024/wordml/sdtformatlock" xmlns:w16se="http://schemas.microsoft.com/office/word/2015/wordml/symex" xmlns:wpg="http://schemas.microsoft.com/office/word/2010/wordprocessingGroup" xmlns:wpi="http://schemas.microsoft.com/office/word/2010/wordprocessingInk" xmlns:wne="http://schemas.microsoft.com/office/word/2006/wordml" xmlns:wps="http://schemas.microsoft.com/office/word/2010/wordprocessingShape" mc:Ignorable="w14 w15 w16se w16cid w16 w16cex w16sdtdh w16sdtfl w16du wp14">
   <w:abstractNum w:abstractNumId="0" w15:restartNumberingAfterBreak="0">
     <w:nsid w:val="108F6153"/>
     <w:multiLevelType w:val="hybridMultilevel"/>
@@ -14452,29 +14304,29 @@
       </w:pPr>
     </w:lvl>
   </w:abstractNum>
-  <w:num w:numId="1">
+  <w:num w:numId="1" w16cid:durableId="1946301511">
     <w:abstractNumId w:val="4"/>
   </w:num>
-  <w:num w:numId="2">
+  <w:num w:numId="2" w16cid:durableId="113909045">
     <w:abstractNumId w:val="0"/>
   </w:num>
-  <w:num w:numId="3">
+  <w:num w:numId="3" w16cid:durableId="1579484151">
     <w:abstractNumId w:val="2"/>
   </w:num>
-  <w:num w:numId="4">
+  <w:num w:numId="4" w16cid:durableId="47728870">
     <w:abstractNumId w:val="1"/>
   </w:num>
-  <w:num w:numId="5">
+  <w:num w:numId="5" w16cid:durableId="1783038948">
     <w:abstractNumId w:val="3"/>
   </w:num>
-  <w:num w:numId="6">
+  <w:num w:numId="6" w16cid:durableId="1905599299">
     <w:abstractNumId w:val="5"/>
   </w:num>
 </w:numbering>
 </file>
 
 <file path=word/styles.xml><?xml version="1.0" encoding="utf-8"?>
-<w:styles xmlns:mc="http://schemas.openxmlformats.org/markup-compatibility/2006" xmlns:r="http://schemas.openxmlformats.org/officeDocument/2006/relationships" xmlns:w="http://schemas.openxmlformats.org/wordprocessingml/2006/main" xmlns:w14="http://schemas.microsoft.com/office/word/2010/wordml" xmlns:w15="http://schemas.microsoft.com/office/word/2012/wordml" xmlns:w16cex="http://schemas.microsoft.com/office/word/2018/wordml/cex" xmlns:w16cid="http://schemas.microsoft.com/office/word/2016/wordml/cid" xmlns:w16="http://schemas.microsoft.com/office/word/2018/wordml" xmlns:w16sdtdh="http://schemas.microsoft.com/office/word/2020/wordml/sdtdatahash" xmlns:w16se="http://schemas.microsoft.com/office/word/2015/wordml/symex" mc:Ignorable="w14 w15 w16se w16cid w16 w16cex w16sdtdh">
+<w:styles xmlns:mc="http://schemas.openxmlformats.org/markup-compatibility/2006" xmlns:r="http://schemas.openxmlformats.org/officeDocument/2006/relationships" xmlns:w="http://schemas.openxmlformats.org/wordprocessingml/2006/main" xmlns:w14="http://schemas.microsoft.com/office/word/2010/wordml" xmlns:w15="http://schemas.microsoft.com/office/word/2012/wordml" xmlns:w16cex="http://schemas.microsoft.com/office/word/2018/wordml/cex" xmlns:w16cid="http://schemas.microsoft.com/office/word/2016/wordml/cid" xmlns:w16="http://schemas.microsoft.com/office/word/2018/wordml" xmlns:w16du="http://schemas.microsoft.com/office/word/2023/wordml/word16du" xmlns:w16sdtdh="http://schemas.microsoft.com/office/word/2020/wordml/sdtdatahash" xmlns:w16sdtfl="http://schemas.microsoft.com/office/word/2024/wordml/sdtformatlock" xmlns:w16se="http://schemas.microsoft.com/office/word/2015/wordml/symex" mc:Ignorable="w14 w15 w16se w16cid w16 w16cex w16sdtdh w16sdtfl w16du">
   <w:docDefaults>
     <w:rPrDefault>
       <w:rPr>
@@ -15382,6 +15234,7 @@
     </c:plotArea>
     <c:plotVisOnly val="1"/>
     <c:dispBlanksAs val="gap"/>
+    <c:showDLblsOverMax val="0"/>
     <c:extLst>
       <c:ext xmlns:c16r3="http://schemas.microsoft.com/office/drawing/2017/03/chart" uri="{56B9EC1D-385E-4148-901F-78D8002777C0}">
         <c16r3:dataDisplayOptions16>
@@ -15389,7 +15242,6 @@
         </c16r3:dataDisplayOptions16>
       </c:ext>
     </c:extLst>
-    <c:showDLblsOverMax val="0"/>
   </c:chart>
   <c:spPr>
     <a:solidFill>
@@ -15888,6 +15740,7 @@
     </c:plotArea>
     <c:plotVisOnly val="1"/>
     <c:dispBlanksAs val="gap"/>
+    <c:showDLblsOverMax val="0"/>
     <c:extLst>
       <c:ext xmlns:c16r3="http://schemas.microsoft.com/office/drawing/2017/03/chart" uri="{56B9EC1D-385E-4148-901F-78D8002777C0}">
         <c16r3:dataDisplayOptions16>
@@ -15895,7 +15748,6 @@
         </c16r3:dataDisplayOptions16>
       </c:ext>
     </c:extLst>
-    <c:showDLblsOverMax val="0"/>
   </c:chart>
   <c:spPr>
     <a:solidFill>
@@ -16406,6 +16258,7 @@
     </c:plotArea>
     <c:plotVisOnly val="1"/>
     <c:dispBlanksAs val="gap"/>
+    <c:showDLblsOverMax val="0"/>
     <c:extLst>
       <c:ext xmlns:c16r3="http://schemas.microsoft.com/office/drawing/2017/03/chart" uri="{56B9EC1D-385E-4148-901F-78D8002777C0}">
         <c16r3:dataDisplayOptions16>
@@ -16413,7 +16266,6 @@
         </c16r3:dataDisplayOptions16>
       </c:ext>
     </c:extLst>
-    <c:showDLblsOverMax val="0"/>
   </c:chart>
   <c:spPr>
     <a:solidFill>
